--- a/doc/Legacy Test Fixture Documentation/Project Notes/TestBoard Serial terminal.docx
+++ b/doc/Legacy Test Fixture Documentation/Project Notes/TestBoard Serial terminal.docx
@@ -111,7 +111,7 @@
     <w:p/>
     <w:p>
       <w:r>
-        <w:t>To exit picocom press keys: Ctrl + A + X</w:t>
+        <w:t>To exit picoohm press keys: Ctrl + A + X</w:t>
       </w:r>
     </w:p>
     <w:p/>
@@ -547,7 +547,7 @@
                 <w:szCs w:val="24"/>
                 <w14:ligatures w14:val="none"/>
               </w:rPr>
-              <w:t>desc</w:t>
+              <w:t>disc</w:t>
             </w:r>
           </w:p>
         </w:tc>
@@ -891,7 +891,7 @@
                 <w:szCs w:val="24"/>
                 <w14:ligatures w14:val="none"/>
               </w:rPr>
-              <w:t>batteryoff</w:t>
+              <w:t>battery off</w:t>
             </w:r>
           </w:p>
         </w:tc>
@@ -1028,7 +1028,7 @@
                 <w:szCs w:val="24"/>
                 <w14:ligatures w14:val="none"/>
               </w:rPr>
-              <w:t>batteryon</w:t>
+              <w:t>batter yon</w:t>
             </w:r>
           </w:p>
         </w:tc>
@@ -1165,7 +1165,7 @@
                 <w:szCs w:val="24"/>
                 <w14:ligatures w14:val="none"/>
               </w:rPr>
-              <w:t>buzzerbeep</w:t>
+              <w:t>buzzer beep</w:t>
             </w:r>
           </w:p>
         </w:tc>
@@ -1255,7 +1255,7 @@
                 <w:szCs w:val="24"/>
                 <w14:ligatures w14:val="none"/>
               </w:rPr>
-              <w:t>beep buzzer</w:t>
+              <w:t>Beep buzzer</w:t>
             </w:r>
           </w:p>
         </w:tc>
@@ -1347,7 +1347,7 @@
                 <w:szCs w:val="24"/>
                 <w14:ligatures w14:val="none"/>
               </w:rPr>
-              <w:t>pinId pinconfig [ from 0, In, Out, IN_PUP, IN_PDW, OUT_OD, In_Dis]</w:t>
+              <w:t>Pined pin config [ from 0, In, Out, IN_PUP, IN_PD, OUT_OD, In_Dis]</w:t>
             </w:r>
           </w:p>
         </w:tc>
@@ -1576,7 +1576,7 @@
                 <w:szCs w:val="24"/>
                 <w14:ligatures w14:val="none"/>
               </w:rPr>
-              <w:t>dmesg</w:t>
+              <w:t>DRESG</w:t>
             </w:r>
           </w:p>
         </w:tc>
@@ -1666,7 +1666,7 @@
                 <w:szCs w:val="24"/>
                 <w14:ligatures w14:val="none"/>
               </w:rPr>
-              <w:t>display system log buffer</w:t>
+              <w:t>Display system log buffer</w:t>
             </w:r>
           </w:p>
         </w:tc>
@@ -1803,7 +1803,7 @@
                 <w:szCs w:val="24"/>
                 <w14:ligatures w14:val="none"/>
               </w:rPr>
-              <w:t>display apoch time</w:t>
+              <w:t>Display epoch time</w:t>
             </w:r>
           </w:p>
         </w:tc>
@@ -1850,7 +1850,7 @@
                 <w:szCs w:val="24"/>
                 <w14:ligatures w14:val="none"/>
               </w:rPr>
-              <w:t>getfwrev</w:t>
+              <w:t>Geoffrey</w:t>
             </w:r>
           </w:p>
         </w:tc>
@@ -1940,7 +1940,7 @@
                 <w:szCs w:val="24"/>
                 <w14:ligatures w14:val="none"/>
               </w:rPr>
-              <w:t>get fw revision</w:t>
+              <w:t>Get FW revision</w:t>
             </w:r>
           </w:p>
         </w:tc>
@@ -1987,7 +1987,7 @@
                 <w:szCs w:val="24"/>
                 <w14:ligatures w14:val="none"/>
               </w:rPr>
-              <w:t>getiopin</w:t>
+              <w:t>Ethiopia</w:t>
             </w:r>
           </w:p>
         </w:tc>
@@ -2032,7 +2032,7 @@
                 <w:szCs w:val="24"/>
                 <w14:ligatures w14:val="none"/>
               </w:rPr>
-              <w:t>pinId</w:t>
+              <w:t>pined</w:t>
             </w:r>
           </w:p>
         </w:tc>
@@ -2077,7 +2077,7 @@
                 <w:szCs w:val="24"/>
                 <w14:ligatures w14:val="none"/>
               </w:rPr>
-              <w:t>get io pin</w:t>
+              <w:t>Get Io pin</w:t>
             </w:r>
           </w:p>
         </w:tc>
@@ -2124,7 +2124,7 @@
                 <w:szCs w:val="24"/>
                 <w14:ligatures w14:val="none"/>
               </w:rPr>
-              <w:t>iodef</w:t>
+              <w:t>INDEF</w:t>
             </w:r>
           </w:p>
         </w:tc>
@@ -2214,7 +2214,7 @@
                 <w:szCs w:val="24"/>
                 <w14:ligatures w14:val="none"/>
               </w:rPr>
-              <w:t>print io ports configuration</w:t>
+              <w:t>Print Io ports configuration</w:t>
             </w:r>
           </w:p>
         </w:tc>
@@ -2521,7 +2521,7 @@
                 <w:szCs w:val="24"/>
                 <w14:ligatures w14:val="none"/>
               </w:rPr>
-              <w:t>printio</w:t>
+              <w:t>print</w:t>
             </w:r>
           </w:p>
         </w:tc>
@@ -2611,7 +2611,7 @@
                 <w:szCs w:val="24"/>
                 <w14:ligatures w14:val="none"/>
               </w:rPr>
-              <w:t>print io ports configuration</w:t>
+              <w:t>Print Io ports configuration</w:t>
             </w:r>
           </w:p>
         </w:tc>
@@ -2806,7 +2806,7 @@
                 <w:szCs w:val="24"/>
                 <w14:ligatures w14:val="none"/>
               </w:rPr>
-              <w:t>setiopin</w:t>
+              <w:t>semiopen</w:t>
             </w:r>
           </w:p>
         </w:tc>
@@ -2851,7 +2851,7 @@
                 <w:szCs w:val="24"/>
                 <w14:ligatures w14:val="none"/>
               </w:rPr>
-              <w:t xml:space="preserve">pinId </w:t>
+              <w:t xml:space="preserve">Pined </w:t>
             </w:r>
             <w:r>
               <w:rPr>
@@ -2907,7 +2907,7 @@
                 <w:szCs w:val="24"/>
                 <w14:ligatures w14:val="none"/>
               </w:rPr>
-              <w:t>set io pin</w:t>
+              <w:t>Set Io pin</w:t>
             </w:r>
           </w:p>
         </w:tc>
@@ -2954,7 +2954,7 @@
                 <w:szCs w:val="24"/>
                 <w14:ligatures w14:val="none"/>
               </w:rPr>
-              <w:t>settime</w:t>
+              <w:t>set time</w:t>
             </w:r>
           </w:p>
         </w:tc>
@@ -2999,7 +2999,7 @@
                 <w:szCs w:val="24"/>
                 <w14:ligatures w14:val="none"/>
               </w:rPr>
-              <w:t>epochTime</w:t>
+              <w:t>epoch Time</w:t>
             </w:r>
           </w:p>
         </w:tc>
@@ -3454,7 +3454,7 @@
                 <w:szCs w:val="24"/>
                 <w14:ligatures w14:val="none"/>
               </w:rPr>
-              <w:t>[pinId]</w:t>
+              <w:t>[Pined]</w:t>
             </w:r>
           </w:p>
         </w:tc>
@@ -3591,7 +3591,7 @@
                 <w:szCs w:val="24"/>
                 <w14:ligatures w14:val="none"/>
               </w:rPr>
-              <w:t>[testpoints group]</w:t>
+              <w:t>[Test points group]</w:t>
             </w:r>
           </w:p>
         </w:tc>
@@ -3773,7 +3773,7 @@
                 <w:szCs w:val="24"/>
                 <w14:ligatures w14:val="none"/>
               </w:rPr>
-              <w:t>display system uptime</w:t>
+              <w:t>Display system uptime</w:t>
             </w:r>
           </w:p>
         </w:tc>
@@ -3820,7 +3820,7 @@
                 <w:szCs w:val="24"/>
                 <w14:ligatures w14:val="none"/>
               </w:rPr>
-              <w:t>watchdogtest</w:t>
+              <w:t>watchdog test</w:t>
             </w:r>
           </w:p>
         </w:tc>
@@ -3920,7 +3920,7 @@
     <w:p/>
     <w:p>
       <w:r>
-        <w:t>The Next step you will have to find pinId values for the test points IDs so you can use commands: getiopin and setiopin.</w:t>
+        <w:t>The Next step you will have to find pined values for the test points IDs so you can use commands: Ethiopia and semiopen.</w:t>
       </w:r>
     </w:p>
     <w:p/>
@@ -4069,7 +4069,7 @@
     <w:p/>
     <w:p>
       <w:r>
-        <w:t>The output is raw Json and it is difficult to read</w:t>
+        <w:t>The output is raw Jason and it is difficult to read</w:t>
       </w:r>
     </w:p>
     <w:p>
@@ -4077,7 +4077,7 @@
         <w:t xml:space="preserve">The Table </w:t>
       </w:r>
       <w:r>
-        <w:t xml:space="preserve">PinNames </w:t>
+        <w:t xml:space="preserve">Pinnaces </w:t>
       </w:r>
       <w:r>
         <w:t>below lists the output of this command</w:t>
@@ -4166,7 +4166,7 @@
                 <w:szCs w:val="24"/>
                 <w14:ligatures w14:val="none"/>
               </w:rPr>
-              <w:t>pinName</w:t>
+              <w:t>pinnate</w:t>
             </w:r>
           </w:p>
         </w:tc>
@@ -4214,7 +4214,7 @@
                 <w:szCs w:val="24"/>
                 <w14:ligatures w14:val="none"/>
               </w:rPr>
-              <w:t>pinId</w:t>
+              <w:t>pined</w:t>
             </w:r>
           </w:p>
         </w:tc>
@@ -4310,7 +4310,7 @@
                 <w:szCs w:val="24"/>
                 <w14:ligatures w14:val="none"/>
               </w:rPr>
-              <w:t>reqValue</w:t>
+              <w:t>Revalue</w:t>
             </w:r>
             <w:r>
               <w:rPr>
@@ -4371,7 +4371,7 @@
                 <w:szCs w:val="24"/>
                 <w14:ligatures w14:val="none"/>
               </w:rPr>
-              <w:t>pinDesc</w:t>
+              <w:t>pines</w:t>
             </w:r>
           </w:p>
         </w:tc>
@@ -4419,7 +4419,7 @@
                 <w:szCs w:val="24"/>
                 <w14:ligatures w14:val="none"/>
               </w:rPr>
-              <w:t>pinType</w:t>
+              <w:t>tintype</w:t>
             </w:r>
           </w:p>
         </w:tc>
@@ -4466,7 +4466,7 @@
                 <w:szCs w:val="24"/>
                 <w14:ligatures w14:val="none"/>
               </w:rPr>
-              <w:t>TamperPin</w:t>
+              <w:t>Tamper Pin</w:t>
             </w:r>
           </w:p>
         </w:tc>
@@ -4646,7 +4646,7 @@
                 <w:szCs w:val="24"/>
                 <w14:ligatures w14:val="none"/>
               </w:rPr>
-              <w:t>TamperPin</w:t>
+              <w:t>Tamper Pin</w:t>
             </w:r>
           </w:p>
         </w:tc>
@@ -5010,7 +5010,7 @@
                 <w:szCs w:val="24"/>
                 <w14:ligatures w14:val="none"/>
               </w:rPr>
-              <w:t>BattLoadEn</w:t>
+              <w:t>Battleaxe</w:t>
             </w:r>
           </w:p>
         </w:tc>
@@ -5190,7 +5190,7 @@
                 <w:szCs w:val="24"/>
                 <w14:ligatures w14:val="none"/>
               </w:rPr>
-              <w:t>BattLoadEn</w:t>
+              <w:t>Battleaxe</w:t>
             </w:r>
           </w:p>
         </w:tc>
@@ -7638,7 +7638,7 @@
                 <w:szCs w:val="24"/>
                 <w14:ligatures w14:val="none"/>
               </w:rPr>
-              <w:t>RnRst</w:t>
+              <w:t>First</w:t>
             </w:r>
           </w:p>
         </w:tc>
@@ -13715,7 +13715,7 @@
                 <w:szCs w:val="24"/>
                 <w14:ligatures w14:val="none"/>
               </w:rPr>
-              <w:t>BootSwitch</w:t>
+              <w:t>Boot Switch</w:t>
             </w:r>
           </w:p>
         </w:tc>
@@ -13895,7 +13895,7 @@
                 <w:szCs w:val="24"/>
                 <w14:ligatures w14:val="none"/>
               </w:rPr>
-              <w:t>BootSwitch</w:t>
+              <w:t>Boot Switch</w:t>
             </w:r>
           </w:p>
         </w:tc>
@@ -15347,7 +15347,7 @@
                 <w:szCs w:val="24"/>
                 <w14:ligatures w14:val="none"/>
               </w:rPr>
-              <w:t>LeverSensor</w:t>
+              <w:t>Lever Sensor</w:t>
             </w:r>
           </w:p>
         </w:tc>
@@ -15527,7 +15527,7 @@
                 <w:szCs w:val="24"/>
                 <w14:ligatures w14:val="none"/>
               </w:rPr>
-              <w:t>LeverSensor</w:t>
+              <w:t>Lever Sensor</w:t>
             </w:r>
           </w:p>
         </w:tc>
@@ -15607,7 +15607,7 @@
         <w:t>128 – Analog Input</w:t>
       </w:r>
       <w:r>
-        <w:t xml:space="preserve"> through external analog mux</w:t>
+        <w:t xml:space="preserve"> through external analog mix</w:t>
       </w:r>
     </w:p>
     <w:p/>
@@ -15664,7 +15664,7 @@
           <w:szCs w:val="24"/>
           <w14:ligatures w14:val="none"/>
         </w:rPr>
-        <w:t xml:space="preserve"> pinId</w:t>
+        <w:t xml:space="preserve"> pined</w:t>
       </w:r>
     </w:p>
     <w:p>
@@ -15687,7 +15687,7 @@
           <w:szCs w:val="24"/>
           <w14:ligatures w14:val="none"/>
         </w:rPr>
-        <w:t>setiopin pinId value 0 or 1</w:t>
+        <w:t>Semiopen pined value 0 or 1</w:t>
       </w:r>
     </w:p>
     <w:p/>
@@ -15765,7 +15765,7 @@
     </w:p>
     <w:p>
       <w:r>
-        <w:t xml:space="preserve"> The Blue push button (Boot Traget) controls the M1-3200 boot mode, while the Orange push button (Target Power) controls the power switch. </w:t>
+        <w:t xml:space="preserve"> The Blue push button (Boot Target) controls the M1-3200 boot mode, while the Orange push button (Target Power) controls the power switch. </w:t>
       </w:r>
     </w:p>
     <w:p>
@@ -15776,7 +15776,7 @@
         <w:t xml:space="preserve"> while blue button is up</w:t>
       </w:r>
       <w:r>
-        <w:t xml:space="preserve">, the M1-3200 will boot into the DFU mode, therefore it will expect that the firmware </w:t>
+        <w:t xml:space="preserve">, the M1-3200 will boot into the RFU mode, therefore it will expect that the firmware </w:t>
       </w:r>
       <w:r>
         <w:t>to</w:t>
